--- a/Lab-4/Lab4_Report.docx
+++ b/Lab-4/Lab4_Report.docx
@@ -314,7 +314,7 @@
     </w:tbl>
     <w:p>
       <w:r>
-        <w:t>After C, G has f=6 and B has f=8, so G is selected next and the route S→A→C→G is returned.</w:t>
+        <w:t>Selection reasoning: S is the only initial frontier node. After S, A is selected because f(A)=5 is less than f(B)=8. After A, C is selected because f(C)=5 ties the current best priority and was inserted before B. After C, G has f=6 and B has f=8, so G is selected next and the route S→A→C→G is returned.</w:t>
       </w:r>
     </w:p>
     <w:p>

--- a/Lab-4/Lab4_Report.docx
+++ b/Lab-4/Lab4_Report.docx
@@ -4,133 +4,87 @@
   <w:body>
     <w:p>
       <w:pPr>
-        <w:jc w:val="center"/>
+        <w:pStyle w:val="Heading1"/>
       </w:pPr>
       <w:r>
-        <w:rPr>
-          <w:b/>
-          <w:sz w:val="32"/>
-        </w:rPr>
-        <w:t>Lab 4: Informed Search — Heuristics &amp; A*</w:t>
+        <w:t>Lab 4: Informed Search - A* and Heuristic Audit</w:t>
       </w:r>
     </w:p>
     <w:p>
-      <w:pPr>
-        <w:jc w:val="center"/>
-      </w:pPr>
       <w:r>
-        <w:rPr>
-          <w:b/>
-        </w:rPr>
-        <w:t>CAI601400 — Artificial Intelligence Lab</w:t>
+        <w:t>CAI601400 - Artificial Intelligence Lab</w:t>
         <w:br/>
-      </w:r>
-      <w:r>
         <w:t>Student: Muhammad Usman | Roll No: 025</w:t>
       </w:r>
     </w:p>
     <w:p>
       <w:pPr>
-        <w:pStyle w:val="Heading1"/>
+        <w:pStyle w:val="Heading2"/>
       </w:pPr>
       <w:r>
-        <w:t>1. Problem and objective</w:t>
+        <w:t>1. Introduction</w:t>
       </w:r>
     </w:p>
     <w:p>
       <w:r>
-        <w:t>The task models campus navigation as a weighted directed graph. A* combines the cost already travelled, g(n), with a heuristic estimate of the remaining cost, h(n), using f(n)=g(n)+h(n). The implementation is compared with Uniform-Cost Search (UCS), which is the same queue-based search with h(n)=0.</w:t>
+        <w:t>In this lab I worked on informed search. In A* search, every node is judged by f(n) = g(n) + h(n). Here g(n) is the cost of the path already taken from the start, and h(n) is an estimate of the cost still remaining to reach the goal. I implemented A* on a small graph and compared it with Uniform-Cost Search (UCS). UCS works in the same way, only its h(n) is 0 for every node, so it expands nodes purely on the cost spent so far.</w:t>
       </w:r>
     </w:p>
     <w:p>
       <w:r>
-        <w:t>Objectives: compute and interpret g, h and f; implement A* with a priority queue; compare measured expansion counts with UCS; and investigate the effect of an overestimating heuristic.</w:t>
+        <w:t>My goals in this lab were: to calculate g, h and f by hand for the first few steps, to write working A* code with a priority queue, to compare how many nodes A* and UCS expand on the same graph, and to check what happens if the heuristic value is wrongly taken too high.</w:t>
       </w:r>
     </w:p>
     <w:p>
       <w:pPr>
-        <w:pStyle w:val="Heading1"/>
+        <w:pStyle w:val="Heading2"/>
       </w:pPr>
       <w:r>
-        <w:t>2. Graph, heuristic and assumptions</w:t>
+        <w:t>2. Graph and heuristic</w:t>
       </w:r>
     </w:p>
     <w:p>
       <w:r>
-        <w:t>The supplied graph and endpoints are kept identical in every run:</w:t>
+        <w:t>The graph is the one given in the lab manual, and I kept it the same in every run:</w:t>
       </w:r>
     </w:p>
     <w:p>
-      <w:pPr>
-        <w:pStyle w:val="ListBullet"/>
-      </w:pPr>
       <w:r>
-        <w:t>S → A (cost 1), S → B (cost 4)</w:t>
-      </w:r>
-    </w:p>
-    <w:p>
-      <w:pPr>
-        <w:pStyle w:val="ListBullet"/>
-      </w:pPr>
-      <w:r>
-        <w:t>A → C (cost 2)</w:t>
-      </w:r>
-    </w:p>
-    <w:p>
-      <w:pPr>
-        <w:pStyle w:val="ListBullet"/>
-      </w:pPr>
-      <w:r>
-        <w:t>B → G (cost 5)</w:t>
-      </w:r>
-    </w:p>
-    <w:p>
-      <w:pPr>
-        <w:pStyle w:val="ListBullet"/>
-      </w:pPr>
-      <w:r>
-        <w:t>C → G (cost 3)</w:t>
-      </w:r>
-    </w:p>
-    <w:p>
-      <w:pPr>
-        <w:pStyle w:val="ListBullet"/>
-      </w:pPr>
-      <w:r>
-        <w:t>Start: S; Goal: G</w:t>
-      </w:r>
-    </w:p>
-    <w:p>
-      <w:pPr>
-        <w:pStyle w:val="ListBullet"/>
-      </w:pPr>
-      <w:r>
+        <w:t>S -&gt; A (cost 1), S -&gt; B (cost 4)</w:t>
+        <w:br/>
+        <w:t>A -&gt; C (cost 2)</w:t>
+        <w:br/>
+        <w:t>B -&gt; G (cost 5)</w:t>
+        <w:br/>
+        <w:t>C -&gt; G (cost 3)</w:t>
+        <w:br/>
+        <w:t>Start: S, Goal: G</w:t>
+        <w:br/>
         <w:t>Heuristic: h(S)=5, h(A)=4, h(B)=4, h(C)=2, h(G)=0</w:t>
       </w:r>
     </w:p>
     <w:p>
       <w:r>
-        <w:t>Queue design: entries are prioritised by (f, g, insertion order). Ties are resolved in successor/insertion order. A stale entry is ignored when its g-value is no longer the best known value. Expansion counts exclude the goal node; the processed trace includes the goal.</w:t>
+        <w:t>About my queue: every entry is stored with (f, g, insertion number), so when f and g are equal, the entry which went in first comes out first. One problem in such queues is that an old entry of a node can still be present after a cheaper path to that node is found. I handled this by keeping the best g of every node separately and skipping an entry whose g does not match it. In the counts below, the goal node is not counted in the expanded nodes, but the processed trace shows every node that was removed from the queue.</w:t>
       </w:r>
     </w:p>
     <w:p>
       <w:pPr>
-        <w:pStyle w:val="Heading1"/>
+        <w:pStyle w:val="Heading2"/>
       </w:pPr>
       <w:r>
-        <w:t>3. Manual heuristic audit</w:t>
+        <w:t>3. Manual audit of the first three expansions</w:t>
       </w:r>
     </w:p>
     <w:p>
       <w:r>
-        <w:t>The first three selected expansions are shown below. Each selection uses the lowest f-value; the A/C tie at f=5 is resolved by insertion order.</w:t>
+        <w:t>Before trusting the code, I did the first three expansions by hand. In every step the node with the smallest f is selected. A and C both get f = 5 at one point; C is taken before B because it entered the queue earlier.</w:t>
       </w:r>
     </w:p>
     <w:tbl>
       <w:tblPr>
         <w:tblStyle w:val="TableGrid"/>
         <w:tblW w:type="auto" w:w="0"/>
-        <w:jc w:val="center"/>
         <w:tblLook w:firstColumn="1" w:firstRow="1" w:lastColumn="0" w:lastRow="0" w:noHBand="0" w:noVBand="1" w:val="04A0"/>
       </w:tblPr>
       <w:tblGrid>
@@ -143,7 +97,6 @@
         <w:tc>
           <w:tcPr>
             <w:tcW w:type="dxa" w:w="2160"/>
-            <w:shd w:fill="D9EAF7"/>
           </w:tcPr>
           <w:p>
             <w:r>
@@ -154,18 +107,16 @@
         <w:tc>
           <w:tcPr>
             <w:tcW w:type="dxa" w:w="2160"/>
-            <w:shd w:fill="D9EAF7"/>
           </w:tcPr>
           <w:p>
             <w:r>
-              <w:t>Selected node</w:t>
+              <w:t>Node selected</w:t>
             </w:r>
           </w:p>
         </w:tc>
         <w:tc>
           <w:tcPr>
             <w:tcW w:type="dxa" w:w="2160"/>
-            <w:shd w:fill="D9EAF7"/>
           </w:tcPr>
           <w:p>
             <w:r>
@@ -176,7 +127,6 @@
         <w:tc>
           <w:tcPr>
             <w:tcW w:type="dxa" w:w="2160"/>
-            <w:shd w:fill="D9EAF7"/>
           </w:tcPr>
           <w:p>
             <w:r>
@@ -212,7 +162,7 @@
           </w:tcPr>
           <w:p>
             <w:r>
-              <w:t>g(S)=0; h(S)=5; f(S)=0+5=5</w:t>
+              <w:t>g(S)=0, h(S)=5, f(S)=0+5=5</w:t>
             </w:r>
           </w:p>
         </w:tc>
@@ -222,7 +172,7 @@
           </w:tcPr>
           <w:p>
             <w:r>
-              <w:t>A(g=1,h=4,f=5), B(g=4,h=4,f=8)</w:t>
+              <w:t>A(g=1, h=4, f=5), B(g=4, h=4, f=8)</w:t>
             </w:r>
           </w:p>
         </w:tc>
@@ -254,7 +204,7 @@
           </w:tcPr>
           <w:p>
             <w:r>
-              <w:t>g(A)=1; h(A)=4; f(A)=1+4=5. Then f(C)=3+2=5</w:t>
+              <w:t>g(A)=1, h(A)=4, f(A)=1+4=5; then f(C)=3+2=5</w:t>
             </w:r>
           </w:p>
         </w:tc>
@@ -264,7 +214,7 @@
           </w:tcPr>
           <w:p>
             <w:r>
-              <w:t>C(g=3,h=2,f=5), B(g=4,h=4,f=8)</w:t>
+              <w:t>C(g=3, h=2, f=5), B(g=4, h=4, f=8)</w:t>
             </w:r>
           </w:p>
         </w:tc>
@@ -296,7 +246,7 @@
           </w:tcPr>
           <w:p>
             <w:r>
-              <w:t>g(C)=3; h(C)=2; f(C)=3+2=5. Then f(G)=6+0=6</w:t>
+              <w:t>g(C)=3, h(C)=2, f(C)=3+2=5; then f(G)=6+0=6</w:t>
             </w:r>
           </w:p>
         </w:tc>
@@ -306,7 +256,7 @@
           </w:tcPr>
           <w:p>
             <w:r>
-              <w:t>G(g=6,h=0,f=6), B(g=4,h=4,f=8)</w:t>
+              <w:t>G(g=6, h=0, f=6), B(g=4, h=4, f=8)</w:t>
             </w:r>
           </w:p>
         </w:tc>
@@ -314,269 +264,26 @@
     </w:tbl>
     <w:p>
       <w:r>
-        <w:t>Selection reasoning: S is the only initial frontier node. After S, A is selected because f(A)=5 is less than f(B)=8. After A, C is selected because f(C)=5 ties the current best priority and was inserted before B. After C, G has f=6 and B has f=8, so G is selected next and the route S→A→C→G is returned.</w:t>
+        <w:t>The selection is easy to follow: S is the only node in the start. After S, A (f=5) is clearly better than B (f=8). After A, C also has f=5 and is picked next. After C, the goal G has f=6 while B still has f=8, so the search ends with the path S -&gt; A -&gt; C -&gt; G. My code produced exactly this order, which is written in output.txt.</w:t>
       </w:r>
     </w:p>
     <w:p>
       <w:pPr>
-        <w:pStyle w:val="Heading1"/>
+        <w:pStyle w:val="Heading2"/>
       </w:pPr>
       <w:r>
-        <w:t>4. Implementation and reproducible evidence</w:t>
+        <w:t>4. A* and UCS results</w:t>
       </w:r>
     </w:p>
     <w:p>
       <w:r>
-        <w:t>The source is lab4_astar_audit.py. It contains one best-first-search routine parameterised as A* or UCS, an independent path-cost summation function, a manual audit printer, an overestimate experiment, and an h(n)=0 edge-case run. The captured console output is output.txt. Run from the repository root with:</w:t>
-      </w:r>
-    </w:p>
-    <w:p>
-      <w:pPr>
-        <w:pStyle w:val="IntenseQuote"/>
-      </w:pPr>
-      <w:r>
-        <w:t>python3 Lab-4/lab4_astar_audit.py</w:t>
-      </w:r>
-    </w:p>
-    <w:p>
-      <w:pPr>
-        <w:pStyle w:val="Heading1"/>
-      </w:pPr>
-      <w:r>
-        <w:t>5. A* versus UCS results</w:t>
+        <w:t>The program is in the file lab4_astar_audit.py. The same search function runs both algorithms - only the priority changes. I also wrote a separate small function which adds the edge costs of the returned path again, so the cost given by the search is cross-checked. The full console output is saved in output.txt. To run it, use: python3 Lab-4/lab4_astar_audit.py</w:t>
       </w:r>
     </w:p>
     <w:tbl>
       <w:tblPr>
         <w:tblStyle w:val="TableGrid"/>
         <w:tblW w:type="auto" w:w="0"/>
-        <w:jc w:val="center"/>
-        <w:tblLook w:firstColumn="1" w:firstRow="1" w:lastColumn="0" w:lastRow="0" w:noHBand="0" w:noVBand="1" w:val="04A0"/>
-      </w:tblPr>
-      <w:tblGrid>
-        <w:gridCol w:w="1440"/>
-        <w:gridCol w:w="1440"/>
-        <w:gridCol w:w="1440"/>
-        <w:gridCol w:w="1440"/>
-        <w:gridCol w:w="1440"/>
-        <w:gridCol w:w="1440"/>
-      </w:tblGrid>
-      <w:tr>
-        <w:tc>
-          <w:tcPr>
-            <w:tcW w:type="dxa" w:w="1440"/>
-            <w:shd w:fill="D9EAF7"/>
-          </w:tcPr>
-          <w:p>
-            <w:r>
-              <w:t>Run</w:t>
-            </w:r>
-          </w:p>
-        </w:tc>
-        <w:tc>
-          <w:tcPr>
-            <w:tcW w:type="dxa" w:w="1440"/>
-            <w:shd w:fill="D9EAF7"/>
-          </w:tcPr>
-          <w:p>
-            <w:r>
-              <w:t>Returned path</w:t>
-            </w:r>
-          </w:p>
-        </w:tc>
-        <w:tc>
-          <w:tcPr>
-            <w:tcW w:type="dxa" w:w="1440"/>
-            <w:shd w:fill="D9EAF7"/>
-          </w:tcPr>
-          <w:p>
-            <w:r>
-              <w:t>Returned / summed cost</w:t>
-            </w:r>
-          </w:p>
-        </w:tc>
-        <w:tc>
-          <w:tcPr>
-            <w:tcW w:type="dxa" w:w="1440"/>
-            <w:shd w:fill="D9EAF7"/>
-          </w:tcPr>
-          <w:p>
-            <w:r>
-              <w:t>Processed trace</w:t>
-            </w:r>
-          </w:p>
-        </w:tc>
-        <w:tc>
-          <w:tcPr>
-            <w:tcW w:type="dxa" w:w="1440"/>
-            <w:shd w:fill="D9EAF7"/>
-          </w:tcPr>
-          <w:p>
-            <w:r>
-              <w:t>Expanded nodes</w:t>
-            </w:r>
-          </w:p>
-        </w:tc>
-        <w:tc>
-          <w:tcPr>
-            <w:tcW w:type="dxa" w:w="1440"/>
-            <w:shd w:fill="D9EAF7"/>
-          </w:tcPr>
-          <w:p>
-            <w:r>
-              <w:t>Count</w:t>
-            </w:r>
-          </w:p>
-        </w:tc>
-      </w:tr>
-      <w:tr>
-        <w:tc>
-          <w:tcPr>
-            <w:tcW w:type="dxa" w:w="1440"/>
-          </w:tcPr>
-          <w:p>
-            <w:r>
-              <w:t>A* supplied h</w:t>
-            </w:r>
-          </w:p>
-        </w:tc>
-        <w:tc>
-          <w:tcPr>
-            <w:tcW w:type="dxa" w:w="1440"/>
-          </w:tcPr>
-          <w:p>
-            <w:r>
-              <w:t>S→A→C→G</w:t>
-            </w:r>
-          </w:p>
-        </w:tc>
-        <w:tc>
-          <w:tcPr>
-            <w:tcW w:type="dxa" w:w="1440"/>
-          </w:tcPr>
-          <w:p>
-            <w:r>
-              <w:t>6 / 6</w:t>
-            </w:r>
-          </w:p>
-        </w:tc>
-        <w:tc>
-          <w:tcPr>
-            <w:tcW w:type="dxa" w:w="1440"/>
-          </w:tcPr>
-          <w:p>
-            <w:r>
-              <w:t>S→A→C→G</w:t>
-            </w:r>
-          </w:p>
-        </w:tc>
-        <w:tc>
-          <w:tcPr>
-            <w:tcW w:type="dxa" w:w="1440"/>
-          </w:tcPr>
-          <w:p>
-            <w:r>
-              <w:t>S, A, C</w:t>
-            </w:r>
-          </w:p>
-        </w:tc>
-        <w:tc>
-          <w:tcPr>
-            <w:tcW w:type="dxa" w:w="1440"/>
-          </w:tcPr>
-          <w:p>
-            <w:r>
-              <w:t>3</w:t>
-            </w:r>
-          </w:p>
-        </w:tc>
-      </w:tr>
-      <w:tr>
-        <w:tc>
-          <w:tcPr>
-            <w:tcW w:type="dxa" w:w="1440"/>
-          </w:tcPr>
-          <w:p>
-            <w:r>
-              <w:t>UCS, h=0</w:t>
-            </w:r>
-          </w:p>
-        </w:tc>
-        <w:tc>
-          <w:tcPr>
-            <w:tcW w:type="dxa" w:w="1440"/>
-          </w:tcPr>
-          <w:p>
-            <w:r>
-              <w:t>S→A→C→G</w:t>
-            </w:r>
-          </w:p>
-        </w:tc>
-        <w:tc>
-          <w:tcPr>
-            <w:tcW w:type="dxa" w:w="1440"/>
-          </w:tcPr>
-          <w:p>
-            <w:r>
-              <w:t>6 / 6</w:t>
-            </w:r>
-          </w:p>
-        </w:tc>
-        <w:tc>
-          <w:tcPr>
-            <w:tcW w:type="dxa" w:w="1440"/>
-          </w:tcPr>
-          <w:p>
-            <w:r>
-              <w:t>S→A→C→B→G</w:t>
-            </w:r>
-          </w:p>
-        </w:tc>
-        <w:tc>
-          <w:tcPr>
-            <w:tcW w:type="dxa" w:w="1440"/>
-          </w:tcPr>
-          <w:p>
-            <w:r>
-              <w:t>S, A, C, B</w:t>
-            </w:r>
-          </w:p>
-        </w:tc>
-        <w:tc>
-          <w:tcPr>
-            <w:tcW w:type="dxa" w:w="1440"/>
-          </w:tcPr>
-          <w:p>
-            <w:r>
-              <w:t>4</w:t>
-            </w:r>
-          </w:p>
-        </w:tc>
-      </w:tr>
-    </w:tbl>
-    <w:p>
-      <w:r>
-        <w:t>Interpretation: both searches return the same optimal cost-6 route. A* expands 3 non-goal nodes, while UCS expands 4 because the zero heuristic provides no directional guidance and B is processed before the goal is popped. This is a measured comparison on the same graph.</w:t>
-      </w:r>
-    </w:p>
-    <w:p>
-      <w:pPr>
-        <w:pStyle w:val="Heading1"/>
-      </w:pPr>
-      <w:r>
-        <w:t>6. Overestimate experiment</w:t>
-      </w:r>
-    </w:p>
-    <w:p>
-      <w:r>
-        <w:t>Only one heuristic value was changed: h(C) changed from 2 to 10. The true remaining cost from C to G is 3, so h(C)=10 is an overestimate and is not admissible.</w:t>
-      </w:r>
-    </w:p>
-    <w:tbl>
-      <w:tblPr>
-        <w:tblStyle w:val="TableGrid"/>
-        <w:tblW w:type="auto" w:w="0"/>
-        <w:jc w:val="center"/>
         <w:tblLook w:firstColumn="1" w:firstRow="1" w:lastColumn="0" w:lastRow="0" w:noHBand="0" w:noVBand="1" w:val="04A0"/>
       </w:tblPr>
       <w:tblGrid>
@@ -590,18 +297,16 @@
         <w:tc>
           <w:tcPr>
             <w:tcW w:type="dxa" w:w="1728"/>
-            <w:shd w:fill="D9EAF7"/>
           </w:tcPr>
           <w:p>
             <w:r>
-              <w:t>Heuristic</w:t>
+              <w:t>Run</w:t>
             </w:r>
           </w:p>
         </w:tc>
         <w:tc>
           <w:tcPr>
             <w:tcW w:type="dxa" w:w="1728"/>
-            <w:shd w:fill="D9EAF7"/>
           </w:tcPr>
           <w:p>
             <w:r>
@@ -612,18 +317,16 @@
         <w:tc>
           <w:tcPr>
             <w:tcW w:type="dxa" w:w="1728"/>
-            <w:shd w:fill="D9EAF7"/>
           </w:tcPr>
           <w:p>
             <w:r>
-              <w:t>Cost</w:t>
+              <w:t>Cost (returned / checked)</w:t>
             </w:r>
           </w:p>
         </w:tc>
         <w:tc>
           <w:tcPr>
             <w:tcW w:type="dxa" w:w="1728"/>
-            <w:shd w:fill="D9EAF7"/>
           </w:tcPr>
           <w:p>
             <w:r>
@@ -634,11 +337,10 @@
         <w:tc>
           <w:tcPr>
             <w:tcW w:type="dxa" w:w="1728"/>
-            <w:shd w:fill="D9EAF7"/>
           </w:tcPr>
           <w:p>
             <w:r>
-              <w:t>Expansion count</w:t>
+              <w:t>Expanded nodes</w:t>
             </w:r>
           </w:p>
         </w:tc>
@@ -650,7 +352,7 @@
           </w:tcPr>
           <w:p>
             <w:r>
-              <w:t>h(C)=10</w:t>
+              <w:t>A* with given h</w:t>
             </w:r>
           </w:p>
         </w:tc>
@@ -660,7 +362,7 @@
           </w:tcPr>
           <w:p>
             <w:r>
-              <w:t>S→B→G</w:t>
+              <w:t>S -&gt; A -&gt; C -&gt; G</w:t>
             </w:r>
           </w:p>
         </w:tc>
@@ -670,7 +372,7 @@
           </w:tcPr>
           <w:p>
             <w:r>
-              <w:t>9</w:t>
+              <w:t>6 / 6</w:t>
             </w:r>
           </w:p>
         </w:tc>
@@ -680,7 +382,7 @@
           </w:tcPr>
           <w:p>
             <w:r>
-              <w:t>S→A→B→G</w:t>
+              <w:t>S -&gt; A -&gt; C -&gt; G</w:t>
             </w:r>
           </w:p>
         </w:tc>
@@ -690,7 +392,59 @@
           </w:tcPr>
           <w:p>
             <w:r>
-              <w:t>3</w:t>
+              <w:t>S, A, C (3)</w:t>
+            </w:r>
+          </w:p>
+        </w:tc>
+      </w:tr>
+      <w:tr>
+        <w:tc>
+          <w:tcPr>
+            <w:tcW w:type="dxa" w:w="1728"/>
+          </w:tcPr>
+          <w:p>
+            <w:r>
+              <w:t>UCS (h = 0)</w:t>
+            </w:r>
+          </w:p>
+        </w:tc>
+        <w:tc>
+          <w:tcPr>
+            <w:tcW w:type="dxa" w:w="1728"/>
+          </w:tcPr>
+          <w:p>
+            <w:r>
+              <w:t>S -&gt; A -&gt; C -&gt; G</w:t>
+            </w:r>
+          </w:p>
+        </w:tc>
+        <w:tc>
+          <w:tcPr>
+            <w:tcW w:type="dxa" w:w="1728"/>
+          </w:tcPr>
+          <w:p>
+            <w:r>
+              <w:t>6 / 6</w:t>
+            </w:r>
+          </w:p>
+        </w:tc>
+        <w:tc>
+          <w:tcPr>
+            <w:tcW w:type="dxa" w:w="1728"/>
+          </w:tcPr>
+          <w:p>
+            <w:r>
+              <w:t>S -&gt; A -&gt; C -&gt; B -&gt; G</w:t>
+            </w:r>
+          </w:p>
+        </w:tc>
+        <w:tc>
+          <w:tcPr>
+            <w:tcW w:type="dxa" w:w="1728"/>
+          </w:tcPr>
+          <w:p>
+            <w:r>
+              <w:t>S, A, C, B (4)</w:t>
             </w:r>
           </w:p>
         </w:tc>
@@ -698,105 +452,56 @@
     </w:tbl>
     <w:p>
       <w:r>
-        <w:t>The returned route changes from the optimal cost-6 route to cost 9. An overestimating heuristic can make a promising node look too expensive, so A* may discard the optimality guarantee. A single run that happens to remain unchanged would not restore that guarantee.</w:t>
+        <w:t>Both searches found the same best path with cost 6. The difference is only in the work they did to reach it. A* expanded 3 nodes and UCS expanded 4, because UCS has no heuristic to guide it, so it also opened B before the goal came out of the queue. On this small graph the difference is one node, but the idea is clear: a sensible heuristic saves the search from going towards the wrong side.</w:t>
       </w:r>
     </w:p>
     <w:p>
       <w:pPr>
-        <w:pStyle w:val="Heading1"/>
+        <w:pStyle w:val="Heading2"/>
       </w:pPr>
       <w:r>
-        <w:t>7. Edge case and limitations</w:t>
+        <w:t>5. Experiment: overestimated heuristic</w:t>
       </w:r>
     </w:p>
     <w:p>
       <w:r>
-        <w:t>When h(n)=0 for every node, A* computes f(n)=g(n), so it becomes UCS. The run returns S→A→C→G with cost 6 and processes S→A→C→B→G, expanding 4 non-goal nodes.</w:t>
+        <w:t>Next I changed only one value: h(C) from 2 to 10. The actual cost from C to G is 3 (the direct edge C -&gt; G), so h(C) = 10 is more than the real cost. Such a heuristic is called inadmissible.</w:t>
+      </w:r>
+    </w:p>
+    <w:p>
+      <w:r>
+        <w:t>With h(C) = 10, A* returned the path S -&gt; B -&gt; G with cost 9, and the processed trace was S -&gt; A -&gt; B -&gt; G with 3 expanded nodes. So just one wrong value changed the final answer from the best route (cost 6) to a worse route (cost 9). The reason is that C started looking very expensive to the algorithm, so the better route through C was ignored. This experiment showed me that the promise of A* giving the best path is valid only when the heuristic never overestimates.</w:t>
       </w:r>
     </w:p>
     <w:p>
       <w:pPr>
-        <w:pStyle w:val="ListBullet"/>
+        <w:pStyle w:val="Heading2"/>
       </w:pPr>
       <w:r>
-        <w:t>The example graph is small and acyclic; it does not demonstrate large-scale memory pressure.</w:t>
+        <w:t>6. Edge case: h(n) = 0 for all nodes</w:t>
+      </w:r>
+    </w:p>
+    <w:p>
+      <w:r>
+        <w:t>In the last run I set the heuristic of every node to 0. Then f(n) = g(n) for all nodes, which means A* behaves exactly like UCS. The result confirmed this: the same path S -&gt; A -&gt; C -&gt; G with cost 6, the same trace S -&gt; A -&gt; C -&gt; B -&gt; G, and 4 expanded nodes - identical to the UCS run.</w:t>
       </w:r>
     </w:p>
     <w:p>
       <w:pPr>
-        <w:pStyle w:val="ListBullet"/>
+        <w:pStyle w:val="Heading2"/>
       </w:pPr>
       <w:r>
-        <w:t>The heuristic is supplied as abstract time estimates, not measured distances, so admissibility must be checked against actual graph costs.</w:t>
-      </w:r>
-    </w:p>
-    <w:p>
-      <w:pPr>
-        <w:pStyle w:val="ListBullet"/>
-      </w:pPr>
-      <w:r>
-        <w:t>Production navigation would need input validation, unreachable-goal handling, and a domain-specific heuristic validated against edge weights.</w:t>
-      </w:r>
-    </w:p>
-    <w:p>
-      <w:pPr>
-        <w:pStyle w:val="Heading1"/>
-      </w:pPr>
-      <w:r>
-        <w:t>8. Reflection and responsible practice</w:t>
-      </w:r>
-    </w:p>
-    <w:p>
-      <w:pPr>
-        <w:pStyle w:val="ListBullet"/>
-      </w:pPr>
-      <w:r>
-        <w:t>I learned that f(n) balances g(n) with an estimate of remaining cost.</w:t>
-      </w:r>
-    </w:p>
-    <w:p>
-      <w:pPr>
-        <w:pStyle w:val="ListBullet"/>
-      </w:pPr>
-      <w:r>
-        <w:t>I can apply this in route planning, robotics and game navigation where reducing irrelevant exploration matters.</w:t>
-      </w:r>
-    </w:p>
-    <w:p>
-      <w:pPr>
-        <w:pStyle w:val="ListBullet"/>
-      </w:pPr>
-      <w:r>
-        <w:t>The surprising result was that changing only h(C) caused a cost-9 route; the cause was the inadmissible overestimate.</w:t>
-      </w:r>
-    </w:p>
-    <w:p>
-      <w:pPr>
-        <w:pStyle w:val="ListBullet"/>
-      </w:pPr>
-      <w:r>
-        <w:t>Next time, I would test more graph shapes, equal-cost ties, unreachable goals and inconsistent heuristics.</w:t>
-      </w:r>
-    </w:p>
-    <w:p>
-      <w:pPr>
-        <w:pStyle w:val="ListBullet"/>
-      </w:pPr>
-      <w:r>
-        <w:t>Responsible practice: report measured traces and assumptions, identify borrowed logic, and do not include credentials, private data or virtual environments.</w:t>
-      </w:r>
-    </w:p>
-    <w:p>
-      <w:pPr>
-        <w:pStyle w:val="Heading1"/>
-      </w:pPr>
-      <w:r>
-        <w:t>9. Conclusion</w:t>
+        <w:t>7. What I learned</w:t>
       </w:r>
     </w:p>
     <w:p>
       <w:r>
-        <w:t>The implementation satisfies the required evidence: working A*/UCS code, manual g/h/f calculations, captured output, a controlled comparison, an edge-case test, and a single-value overestimate experiment. On the supplied graph, the admissible heuristic reduces expansions while preserving the optimal route; the overestimate shows why admissibility matters.</w:t>
+        <w:t>The main thing I understood from this lab is the balance inside f(n): g pulls the search towards paths that are already cheap, and h pulls it towards the goal. If h is missing, the search spreads in every direction like UCS. If h is too big, the search can leave the best route. I also learned that small details, like the order in which equal-priority nodes are taken out of the queue, change the trace even when the final answer stays the same, so they should be decided and written clearly, like I did with the insertion counter.</w:t>
+      </w:r>
+    </w:p>
+    <w:p>
+      <w:r>
+        <w:t>If I repeat this lab, I would try a bigger graph with two equal-cost best paths, and also a graph where the goal cannot be reached, to see how the code behaves in those cases.</w:t>
       </w:r>
     </w:p>
     <w:sectPr>
@@ -1173,8 +878,8 @@
     <w:qFormat/>
     <w:rsid w:val="00FC693F"/>
     <w:rPr>
-      <w:rFonts w:ascii="Arial" w:hAnsi="Arial"/>
-      <w:sz w:val="20"/>
+      <w:rFonts w:ascii="Calibri" w:hAnsi="Calibri"/>
+      <w:sz w:val="22"/>
     </w:rPr>
   </w:style>
   <w:style w:type="paragraph" w:styleId="Header">

--- a/Lab-4/Lab4_Report.docx
+++ b/Lab-4/Lab4_Report.docx
@@ -264,7 +264,7 @@
     </w:tbl>
     <w:p>
       <w:r>
-        <w:t>The selection is easy to follow: S is the only node in the start. After S, A (f=5) is clearly better than B (f=8). After A, C also has f=5 and is picked next. After C, the goal G has f=6 while B still has f=8, so the search ends with the path S -&gt; A -&gt; C -&gt; G. My code produced exactly this order, which is written in output.txt.</w:t>
+        <w:t>The selection is easy to follow: S is the only node in the start. After S, A (f=5) is clearly better than B (f=8). After A, C also has f=5 and is picked next. After C, the goal G has f=6 while B still has f=8, so the search ends with the path S -&gt; A -&gt; C -&gt; G. My code produced exactly this order when I ran it.</w:t>
       </w:r>
     </w:p>
     <w:p>
@@ -277,7 +277,7 @@
     </w:p>
     <w:p>
       <w:r>
-        <w:t>The program is in the file lab4_astar_audit.py. The same search function runs both algorithms - only the priority changes. I also wrote a separate small function which adds the edge costs of the returned path again, so the cost given by the search is cross-checked. The full console output is saved in output.txt. To run it, use: python3 Lab-4/lab4_astar_audit.py</w:t>
+        <w:t>The program is in the file lab4_astar_audit.py. The same search function runs both algorithms - only the priority changes. I also wrote a separate small function which adds the edge costs of the returned path again, so the cost given by the search is cross-checked. To run it, use: python3 Lab-4/lab4_astar_audit.py</w:t>
       </w:r>
     </w:p>
     <w:tbl>

--- a/Lab-4/Lab4_Report.docx
+++ b/Lab-4/Lab4_Report.docx
@@ -3,82 +3,180 @@
 <w:document xmlns:wpc="http://schemas.microsoft.com/office/word/2010/wordprocessingCanvas" xmlns:mo="http://schemas.microsoft.com/office/mac/office/2008/main" xmlns:mc="http://schemas.openxmlformats.org/markup-compatibility/2006" xmlns:mv="urn:schemas-microsoft-com:mac:vml" xmlns:o="urn:schemas-microsoft-com:office:office" xmlns:r="http://schemas.openxmlformats.org/officeDocument/2006/relationships" xmlns:m="http://schemas.openxmlformats.org/officeDocument/2006/math" xmlns:v="urn:schemas-microsoft-com:vml" xmlns:wp14="http://schemas.microsoft.com/office/word/2010/wordprocessingDrawing" xmlns:wp="http://schemas.openxmlformats.org/drawingml/2006/wordprocessingDrawing" xmlns:w10="urn:schemas-microsoft-com:office:word" xmlns:w="http://schemas.openxmlformats.org/wordprocessingml/2006/main" xmlns:w14="http://schemas.microsoft.com/office/word/2010/wordml" xmlns:wpg="http://schemas.microsoft.com/office/word/2010/wordprocessingGroup" xmlns:wpi="http://schemas.microsoft.com/office/word/2010/wordprocessingInk" xmlns:wne="http://schemas.microsoft.com/office/word/2006/wordml" xmlns:wps="http://schemas.microsoft.com/office/word/2010/wordprocessingShape" mc:Ignorable="w14 wp14">
   <w:body>
     <w:p>
-      <w:pPr>
-        <w:pStyle w:val="Heading1"/>
-      </w:pPr>
       <w:r>
+        <w:rPr>
+          <w:b/>
+          <w:sz w:val="30"/>
+        </w:rPr>
         <w:t>Lab 4: Informed Search - A* and Heuristic Audit</w:t>
       </w:r>
     </w:p>
     <w:p>
       <w:r>
         <w:t>CAI601400 - Artificial Intelligence Lab</w:t>
-        <w:br/>
+      </w:r>
+    </w:p>
+    <w:p>
+      <w:r>
         <w:t>Student: Muhammad Usman | Roll No: 025</w:t>
       </w:r>
     </w:p>
     <w:p>
-      <w:pPr>
-        <w:pStyle w:val="Heading2"/>
-      </w:pPr>
       <w:r>
+        <w:rPr>
+          <w:b/>
+          <w:sz w:val="28"/>
+        </w:rPr>
         <w:t>1. Introduction</w:t>
       </w:r>
     </w:p>
     <w:p>
       <w:r>
-        <w:t>In this lab I worked on informed search. In A* search, every node is judged by f(n) = g(n) + h(n). Here g(n) is the cost of the path already taken from the start, and h(n) is an estimate of the cost still remaining to reach the goal. I implemented A* on a small graph and compared it with Uniform-Cost Search (UCS). UCS works in the same way, only its h(n) is 0 for every node, so it expands nodes purely on the cost spent so far.</w:t>
+        <w:t>In this lab I worked on informed search. The main algorithm is A*. In A* every node gets a value f(n) = g(n) + h(n). Here g(n) is the cost of the path I have already travelled from the start, and h(n) is only an estimate, a guess of the cost still left till the goal. I made A* on a small graph and then compared it with Uniform-Cost Search, UCS. UCS is almost the same thing, only its h(n) is 0 for every node, so it expands nodes only on the cost spent till now, it has no idea of the goal direction.</w:t>
       </w:r>
     </w:p>
     <w:p>
       <w:r>
-        <w:t>My goals in this lab were: to calculate g, h and f by hand for the first few steps, to write working A* code with a priority queue, to compare how many nodes A* and UCS expand on the same graph, and to check what happens if the heuristic value is wrongly taken too high.</w:t>
+        <w:t>In this lab I wanted to do four things. First, calculate g, h and f by hand for the starting steps. Then write A* code with a priority queue. Then compare how many nodes A* and UCS expand on the same graph. And in the end check what happens if the heuristic value is taken wrong, too high by mistake.</w:t>
       </w:r>
     </w:p>
     <w:p>
-      <w:pPr>
-        <w:pStyle w:val="Heading2"/>
-      </w:pPr>
       <w:r>
+        <w:rPr>
+          <w:b/>
+          <w:sz w:val="28"/>
+        </w:rPr>
         <w:t>2. Graph and heuristic</w:t>
       </w:r>
     </w:p>
     <w:p>
       <w:r>
-        <w:t>The graph is the one given in the lab manual, and I kept it the same in every run:</w:t>
+        <w:t>The graph is the one from the lab manual, and I kept the same graph in every run:</w:t>
       </w:r>
     </w:p>
     <w:p>
       <w:r>
         <w:t>S -&gt; A (cost 1), S -&gt; B (cost 4)</w:t>
-        <w:br/>
+      </w:r>
+    </w:p>
+    <w:p>
+      <w:r>
         <w:t>A -&gt; C (cost 2)</w:t>
-        <w:br/>
+      </w:r>
+    </w:p>
+    <w:p>
+      <w:r>
         <w:t>B -&gt; G (cost 5)</w:t>
-        <w:br/>
+      </w:r>
+    </w:p>
+    <w:p>
+      <w:r>
         <w:t>C -&gt; G (cost 3)</w:t>
-        <w:br/>
+      </w:r>
+    </w:p>
+    <w:p>
+      <w:r>
         <w:t>Start: S, Goal: G</w:t>
-        <w:br/>
+      </w:r>
+    </w:p>
+    <w:p>
+      <w:r>
         <w:t>Heuristic: h(S)=5, h(A)=4, h(B)=4, h(C)=2, h(G)=0</w:t>
       </w:r>
     </w:p>
     <w:p>
       <w:r>
-        <w:t>About my queue: every entry is stored with (f, g, insertion number), so when f and g are equal, the entry which went in first comes out first. One problem in such queues is that an old entry of a node can still be present after a cheaper path to that node is found. I handled this by keeping the best g of every node separately and skipping an entry whose g does not match it. In the counts below, the goal node is not counted in the expanded nodes, but the processed trace shows every node that was removed from the queue.</w:t>
+        <w:t>One thing about my queue. Every entry in it is stored with (f, g, insertion number). So when f and g of two entries are equal, the one which went in first comes out first. There is one problem in such queues. An old entry of a node can still be sitting in the queue after a cheaper path to that node is found. For this I kept the best g of every node separately, and when an entry comes out whose g does not match the best g, I simply skip it. In the counts below, the goal node is not counted in expanded nodes, but the processed trace shows every node that came out of the queue.</w:t>
       </w:r>
     </w:p>
     <w:p>
-      <w:pPr>
-        <w:pStyle w:val="Heading2"/>
-      </w:pPr>
       <w:r>
+        <w:rPr>
+          <w:b/>
+          <w:sz w:val="28"/>
+        </w:rPr>
         <w:t>3. Manual audit of the first three expansions</w:t>
       </w:r>
     </w:p>
     <w:p>
       <w:r>
-        <w:t>Before trusting the code, I did the first three expansions by hand. In every step the node with the smallest f is selected. A and C both get f = 5 at one point; C is taken before B because it entered the queue earlier.</w:t>
+        <w:t>Before trusting the code I did the first three expansions by hand. In every step the node with the smallest f is selected. At one point A and C both get f = 5. C is taken before B because C entered the queue earlier.</w:t>
+      </w:r>
+    </w:p>
+    <w:p>
+      <w:r>
+        <w:t>The order is easy to follow. In the start there is only S. After S, A (f=5) is clearly better than B (f=8). After A, C also has f=5, so C is picked next. After C, the goal G has f=6 and B is still sitting on f=8, so the search ends here with the path S -&gt; A -&gt; C -&gt; G. When I ran my code, it gave exactly this order.</w:t>
+      </w:r>
+    </w:p>
+    <w:p>
+      <w:r>
+        <w:rPr>
+          <w:b/>
+          <w:sz w:val="28"/>
+        </w:rPr>
+        <w:t>4. A* and UCS results</w:t>
+      </w:r>
+    </w:p>
+    <w:p>
+      <w:r>
+        <w:t>The program is in the file lab4_astar_audit.py. One same search function runs both algorithms, only the priority changes. I also made a separate small function which adds the edge costs of the returned path once again, so the cost coming from the search is checked one more time. To run it, use: python3 Lab-4/lab4_astar_audit.py</w:t>
+      </w:r>
+    </w:p>
+    <w:p>
+      <w:r>
+        <w:t>Both searches found the same best path, cost 6. Only the work they did is different. A* expanded 3 nodes, UCS expanded 4. UCS has no heuristic to guide it, so it also opened B before the goal came out of the queue. On this small graph the difference is only one node, but the idea is clear: a sensible heuristic saves the search from going towards the wrong side.</w:t>
+      </w:r>
+    </w:p>
+    <w:p>
+      <w:r>
+        <w:rPr>
+          <w:b/>
+          <w:sz w:val="28"/>
+        </w:rPr>
+        <w:t>5. Experiment: overestimated heuristic</w:t>
+      </w:r>
+    </w:p>
+    <w:p>
+      <w:r>
+        <w:t>Next I changed only one value: h(C), from 2 to 10. The real cost from C to G is only 3, the direct edge C -&gt; G. So h(C) = 10 is more than the real cost. This kind of heuristic is called inadmissible.</w:t>
+      </w:r>
+    </w:p>
+    <w:p>
+      <w:r>
+        <w:t>With h(C) = 10, A* returned the path S -&gt; B -&gt; G with cost 9. The processed trace was S -&gt; A -&gt; B -&gt; G, with 3 expanded nodes. So one wrong value changed the whole answer, from the best route of cost 6 to a worse route of cost 9. The reason is simple. C started looking very expensive to the algorithm, so the better route which goes through C was ignored. This experiment showed me that the promise of A*, that it always gives the best path, is true only when the heuristic never overestimates.</w:t>
+      </w:r>
+    </w:p>
+    <w:p>
+      <w:r>
+        <w:rPr>
+          <w:b/>
+          <w:sz w:val="28"/>
+        </w:rPr>
+        <w:t>6. Edge case: h(n) = 0 for all nodes</w:t>
+      </w:r>
+    </w:p>
+    <w:p>
+      <w:r>
+        <w:t>In the last run I set the heuristic of every node to 0. Then f(n) = g(n) for all nodes, which means A* becomes exactly like UCS. The result proved this. Same path S -&gt; A -&gt; C -&gt; G with cost 6, same trace S -&gt; A -&gt; C -&gt; B -&gt; G, and 4 expanded nodes. Fully identical with the UCS run.</w:t>
+      </w:r>
+    </w:p>
+    <w:p>
+      <w:r>
+        <w:rPr>
+          <w:b/>
+          <w:sz w:val="28"/>
+        </w:rPr>
+        <w:t>7. What I learned</w:t>
+      </w:r>
+    </w:p>
+    <w:p>
+      <w:r>
+        <w:t>The main thing I understood from this lab is the balance inside f(n). g pulls the search towards the paths which are already cheap, and h pulls it towards the goal. If h is missing, the search spreads in all directions like UCS. If h is too big, the search can leave the best route and go somewhere else. I also learned that small things matter, like the order in which equal-priority nodes come out of the queue. That order changes the trace even when the final answer stays the same, so it should be decided properly and written clearly, like I did with the insertion counter.</w:t>
+      </w:r>
+    </w:p>
+    <w:p>
+      <w:r>
+        <w:t>If I repeat this lab, I would take a bigger graph, one which has two equal-cost best paths. And also a graph where the goal cannot be reached at all, to see how the code behaves there.</w:t>
       </w:r>
     </w:p>
     <w:tbl>
@@ -100,6 +198,9 @@
           </w:tcPr>
           <w:p>
             <w:r>
+              <w:rPr>
+                <w:b/>
+              </w:rPr>
               <w:t>Expansion</w:t>
             </w:r>
           </w:p>
@@ -110,6 +211,9 @@
           </w:tcPr>
           <w:p>
             <w:r>
+              <w:rPr>
+                <w:b/>
+              </w:rPr>
               <w:t>Node selected</w:t>
             </w:r>
           </w:p>
@@ -120,6 +224,9 @@
           </w:tcPr>
           <w:p>
             <w:r>
+              <w:rPr>
+                <w:b/>
+              </w:rPr>
               <w:t>Calculation</w:t>
             </w:r>
           </w:p>
@@ -130,6 +237,9 @@
           </w:tcPr>
           <w:p>
             <w:r>
+              <w:rPr>
+                <w:b/>
+              </w:rPr>
               <w:t>Frontier after expansion</w:t>
             </w:r>
           </w:p>
@@ -262,24 +372,6 @@
         </w:tc>
       </w:tr>
     </w:tbl>
-    <w:p>
-      <w:r>
-        <w:t>The selection is easy to follow: S is the only node in the start. After S, A (f=5) is clearly better than B (f=8). After A, C also has f=5 and is picked next. After C, the goal G has f=6 while B still has f=8, so the search ends with the path S -&gt; A -&gt; C -&gt; G. My code produced exactly this order when I ran it.</w:t>
-      </w:r>
-    </w:p>
-    <w:p>
-      <w:pPr>
-        <w:pStyle w:val="Heading2"/>
-      </w:pPr>
-      <w:r>
-        <w:t>4. A* and UCS results</w:t>
-      </w:r>
-    </w:p>
-    <w:p>
-      <w:r>
-        <w:t>The program is in the file lab4_astar_audit.py. The same search function runs both algorithms - only the priority changes. I also wrote a separate small function which adds the edge costs of the returned path again, so the cost given by the search is cross-checked. To run it, use: python3 Lab-4/lab4_astar_audit.py</w:t>
-      </w:r>
-    </w:p>
     <w:tbl>
       <w:tblPr>
         <w:tblStyle w:val="TableGrid"/>
@@ -300,6 +392,9 @@
           </w:tcPr>
           <w:p>
             <w:r>
+              <w:rPr>
+                <w:b/>
+              </w:rPr>
               <w:t>Run</w:t>
             </w:r>
           </w:p>
@@ -310,6 +405,9 @@
           </w:tcPr>
           <w:p>
             <w:r>
+              <w:rPr>
+                <w:b/>
+              </w:rPr>
               <w:t>Path</w:t>
             </w:r>
           </w:p>
@@ -320,6 +418,9 @@
           </w:tcPr>
           <w:p>
             <w:r>
+              <w:rPr>
+                <w:b/>
+              </w:rPr>
               <w:t>Cost (returned / checked)</w:t>
             </w:r>
           </w:p>
@@ -330,6 +431,9 @@
           </w:tcPr>
           <w:p>
             <w:r>
+              <w:rPr>
+                <w:b/>
+              </w:rPr>
               <w:t>Processed trace</w:t>
             </w:r>
           </w:p>
@@ -340,6 +444,9 @@
           </w:tcPr>
           <w:p>
             <w:r>
+              <w:rPr>
+                <w:b/>
+              </w:rPr>
               <w:t>Expanded nodes</w:t>
             </w:r>
           </w:p>
@@ -450,60 +557,6 @@
         </w:tc>
       </w:tr>
     </w:tbl>
-    <w:p>
-      <w:r>
-        <w:t>Both searches found the same best path with cost 6. The difference is only in the work they did to reach it. A* expanded 3 nodes and UCS expanded 4, because UCS has no heuristic to guide it, so it also opened B before the goal came out of the queue. On this small graph the difference is one node, but the idea is clear: a sensible heuristic saves the search from going towards the wrong side.</w:t>
-      </w:r>
-    </w:p>
-    <w:p>
-      <w:pPr>
-        <w:pStyle w:val="Heading2"/>
-      </w:pPr>
-      <w:r>
-        <w:t>5. Experiment: overestimated heuristic</w:t>
-      </w:r>
-    </w:p>
-    <w:p>
-      <w:r>
-        <w:t>Next I changed only one value: h(C) from 2 to 10. The actual cost from C to G is 3 (the direct edge C -&gt; G), so h(C) = 10 is more than the real cost. Such a heuristic is called inadmissible.</w:t>
-      </w:r>
-    </w:p>
-    <w:p>
-      <w:r>
-        <w:t>With h(C) = 10, A* returned the path S -&gt; B -&gt; G with cost 9, and the processed trace was S -&gt; A -&gt; B -&gt; G with 3 expanded nodes. So just one wrong value changed the final answer from the best route (cost 6) to a worse route (cost 9). The reason is that C started looking very expensive to the algorithm, so the better route through C was ignored. This experiment showed me that the promise of A* giving the best path is valid only when the heuristic never overestimates.</w:t>
-      </w:r>
-    </w:p>
-    <w:p>
-      <w:pPr>
-        <w:pStyle w:val="Heading2"/>
-      </w:pPr>
-      <w:r>
-        <w:t>6. Edge case: h(n) = 0 for all nodes</w:t>
-      </w:r>
-    </w:p>
-    <w:p>
-      <w:r>
-        <w:t>In the last run I set the heuristic of every node to 0. Then f(n) = g(n) for all nodes, which means A* behaves exactly like UCS. The result confirmed this: the same path S -&gt; A -&gt; C -&gt; G with cost 6, the same trace S -&gt; A -&gt; C -&gt; B -&gt; G, and 4 expanded nodes - identical to the UCS run.</w:t>
-      </w:r>
-    </w:p>
-    <w:p>
-      <w:pPr>
-        <w:pStyle w:val="Heading2"/>
-      </w:pPr>
-      <w:r>
-        <w:t>7. What I learned</w:t>
-      </w:r>
-    </w:p>
-    <w:p>
-      <w:r>
-        <w:t>The main thing I understood from this lab is the balance inside f(n): g pulls the search towards paths that are already cheap, and h pulls it towards the goal. If h is missing, the search spreads in every direction like UCS. If h is too big, the search can leave the best route. I also learned that small details, like the order in which equal-priority nodes are taken out of the queue, change the trace even when the final answer stays the same, so they should be decided and written clearly, like I did with the insertion counter.</w:t>
-      </w:r>
-    </w:p>
-    <w:p>
-      <w:r>
-        <w:t>If I repeat this lab, I would try a bigger graph with two equal-cost best paths, and also a graph where the goal cannot be reached, to see how the code behaves in those cases.</w:t>
-      </w:r>
-    </w:p>
     <w:sectPr>
       <w:pgSz w:w="12240" w:h="15840"/>
       <w:pgMar w:top="1440" w:right="1800" w:bottom="1440" w:left="1800" w:header="720" w:footer="720" w:gutter="0"/>
